--- a/wwwroot/jiaoyujishuxinshengdaolun.docx
+++ b/wwwroot/jiaoyujishuxinshengdaolun.docx
@@ -70,7 +70,6 @@
     <w:p>
       <w:pPr>
         <w:rPr>
-          <w:rFonts w:hint="eastAsia"/>
           <w:sz w:val="22"/>
         </w:rPr>
       </w:pPr>
@@ -86,8 +85,6 @@
         </w:rPr>
         <w:t>课堂提问回答演示、</w:t>
       </w:r>
-      <w:bookmarkStart w:id="0" w:name="_GoBack"/>
-      <w:bookmarkEnd w:id="0"/>
       <w:r>
         <w:rPr>
           <w:sz w:val="22"/>
@@ -195,7 +192,7 @@
         <w:spacing w:beforeLines="50" w:before="156" w:afterLines="50" w:after="156" w:line="320" w:lineRule="auto"/>
         <w:jc w:val="left"/>
         <w:rPr>
-          <w:rFonts w:ascii="黑体" w:eastAsia="黑体" w:hAnsi="黑体" w:hint="eastAsia"/>
+          <w:rFonts w:ascii="黑体" w:eastAsia="黑体" w:hAnsi="黑体"/>
           <w:sz w:val="36"/>
           <w:szCs w:val="36"/>
         </w:rPr>
@@ -232,6 +229,16 @@
         </w:rPr>
         <w:t>思维主线</w:t>
       </w:r>
+      <w:r>
+        <w:rPr>
+          <w:rFonts w:ascii="黑体" w:eastAsia="黑体" w:hAnsi="黑体" w:hint="eastAsia"/>
+          <w:sz w:val="36"/>
+          <w:szCs w:val="36"/>
+        </w:rPr>
+        <w:t>思考</w:t>
+      </w:r>
+      <w:bookmarkStart w:id="0" w:name="_GoBack"/>
+      <w:bookmarkEnd w:id="0"/>
     </w:p>
     <w:tbl>
       <w:tblPr>
@@ -358,7 +365,6 @@
                 <w:sz w:val="24"/>
                 <w:szCs w:val="24"/>
               </w:rPr>
-              <w:lastRenderedPageBreak/>
               <w:t>当前中学的</w:t>
             </w:r>
             <w:r>
@@ -587,7 +593,6 @@
               <w:spacing w:line="360" w:lineRule="auto"/>
               <w:ind w:firstLine="709"/>
               <w:rPr>
-                <w:rFonts w:hint="eastAsia"/>
                 <w:sz w:val="24"/>
                 <w:szCs w:val="24"/>
               </w:rPr>
@@ -821,7 +826,6 @@
               <w:spacing w:line="360" w:lineRule="auto"/>
               <w:jc w:val="center"/>
               <w:rPr>
-                <w:rFonts w:hint="eastAsia"/>
                 <w:sz w:val="24"/>
                 <w:szCs w:val="24"/>
               </w:rPr>
@@ -830,7 +834,6 @@
               <w:rPr>
                 <w:noProof/>
               </w:rPr>
-              <w:lastRenderedPageBreak/>
               <w:drawing>
                 <wp:inline distT="0" distB="0" distL="0" distR="0" wp14:anchorId="6590F67F" wp14:editId="207EF8E8">
                   <wp:extent cx="5270500" cy="2964582"/>
@@ -897,7 +900,6 @@
           <w:sz w:val="36"/>
           <w:szCs w:val="36"/>
         </w:rPr>
-        <w:lastRenderedPageBreak/>
         <w:t>学习的挑战、应对</w:t>
       </w:r>
     </w:p>
@@ -982,7 +984,6 @@
               <w:snapToGrid w:val="0"/>
               <w:spacing w:line="360" w:lineRule="auto"/>
               <w:rPr>
-                <w:rFonts w:hint="eastAsia"/>
                 <w:sz w:val="24"/>
                 <w:szCs w:val="24"/>
               </w:rPr>
@@ -1144,7 +1145,6 @@
         <w:spacing w:line="360" w:lineRule="auto"/>
         <w:ind w:firstLine="709"/>
         <w:rPr>
-          <w:rFonts w:hint="eastAsia"/>
           <w:sz w:val="24"/>
           <w:szCs w:val="24"/>
         </w:rPr>
@@ -2010,6 +2010,7 @@
   <w:style w:type="character" w:default="1" w:styleId="DefaultParagraphFont">
     <w:name w:val="Default Paragraph Font"/>
     <w:uiPriority w:val="1"/>
+    <w:semiHidden/>
     <w:unhideWhenUsed/>
   </w:style>
   <w:style w:type="table" w:default="1" w:styleId="TableNormal">
@@ -2113,7 +2114,7 @@
   </w:style>
   <w:style w:type="character" w:customStyle="1" w:styleId="Heading1Char">
     <w:name w:val="Heading 1 Char"/>
-    <w:aliases w:val="h1 Char,Level 1 Topic Heading Char,h11 Char,Level 1 Topic Heading1 Char,实例名称 Char,标题 1 Char1"/>
+    <w:aliases w:val="h1 Char,Level 1 Topic Heading Char,h11 Char,Level 1 Topic Heading1 Char,实例名称 Char,标题 1 Char"/>
     <w:basedOn w:val="DefaultParagraphFont"/>
     <w:link w:val="Heading1"/>
     <w:uiPriority w:val="9"/>
@@ -2473,7 +2474,7 @@
 </file>
 
 <file path=customXml/itemProps1.xml><?xml version="1.0" encoding="utf-8"?>
-<ds:datastoreItem xmlns:ds="http://schemas.openxmlformats.org/officeDocument/2006/customXml" ds:itemID="{F39F3FBC-64D1-427E-97B5-946FECC0987E}">
+<ds:datastoreItem xmlns:ds="http://schemas.openxmlformats.org/officeDocument/2006/customXml" ds:itemID="{AA29B68A-FD69-44C7-8BD4-9C8A4B6392F4}">
   <ds:schemaRefs>
     <ds:schemaRef ds:uri="http://schemas.openxmlformats.org/officeDocument/2006/bibliography"/>
   </ds:schemaRefs>

--- a/wwwroot/jiaoyujishuxinshengdaolun.docx
+++ b/wwwroot/jiaoyujishuxinshengdaolun.docx
@@ -237,8 +237,6 @@
         </w:rPr>
         <w:t>思考</w:t>
       </w:r>
-      <w:bookmarkStart w:id="0" w:name="_GoBack"/>
-      <w:bookmarkEnd w:id="0"/>
     </w:p>
     <w:tbl>
       <w:tblPr>
@@ -616,7 +614,74 @@
                 <w:sz w:val="24"/>
                 <w:szCs w:val="24"/>
               </w:rPr>
-              <w:t>、多媒体、</w:t>
+              <w:t>、</w:t>
+            </w:r>
+            <w:hyperlink r:id="rId10" w:tgtFrame="_blank" w:history="1">
+              <w:r>
+                <w:rPr>
+                  <w:rStyle w:val="Hyperlink"/>
+                  <w:sz w:val="24"/>
+                  <w:szCs w:val="24"/>
+                </w:rPr>
+                <w:t>多媒</w:t>
+              </w:r>
+              <w:r>
+                <w:rPr>
+                  <w:rStyle w:val="Hyperlink"/>
+                  <w:sz w:val="24"/>
+                  <w:szCs w:val="24"/>
+                </w:rPr>
+                <w:t>体</w:t>
+              </w:r>
+            </w:hyperlink>
+            <w:r>
+              <w:rPr>
+                <w:sz w:val="24"/>
+                <w:szCs w:val="24"/>
+              </w:rPr>
+              <w:t>(VR</w:t>
+            </w:r>
+            <w:r>
+              <w:rPr>
+                <w:sz w:val="24"/>
+                <w:szCs w:val="24"/>
+              </w:rPr>
+              <w:t>需要</w:t>
+            </w:r>
+            <w:r>
+              <w:rPr>
+                <w:sz w:val="24"/>
+                <w:szCs w:val="24"/>
+              </w:rPr>
+              <w:t>搜索</w:t>
+            </w:r>
+            <w:r>
+              <w:rPr>
+                <w:sz w:val="24"/>
+                <w:szCs w:val="24"/>
+              </w:rPr>
+              <w:t>安装播放器</w:t>
+            </w:r>
+            <w:r>
+              <w:rPr>
+                <w:sz w:val="24"/>
+                <w:szCs w:val="24"/>
+              </w:rPr>
+              <w:t>BS Contact</w:t>
+            </w:r>
+            <w:r>
+              <w:rPr>
+                <w:sz w:val="24"/>
+                <w:szCs w:val="24"/>
+              </w:rPr>
+              <w:t>)</w:t>
+            </w:r>
+            <w:r>
+              <w:rPr>
+                <w:sz w:val="24"/>
+                <w:szCs w:val="24"/>
+              </w:rPr>
+              <w:t>、</w:t>
             </w:r>
             <w:r>
               <w:rPr>
@@ -631,6 +696,64 @@
                 <w:szCs w:val="24"/>
               </w:rPr>
               <w:t>课程思政。</w:t>
+            </w:r>
+          </w:p>
+          <w:p>
+            <w:pPr>
+              <w:adjustRightInd w:val="0"/>
+              <w:snapToGrid w:val="0"/>
+              <w:spacing w:line="360" w:lineRule="auto"/>
+              <w:jc w:val="center"/>
+              <w:rPr>
+                <w:rFonts w:hint="eastAsia"/>
+                <w:sz w:val="24"/>
+                <w:szCs w:val="24"/>
+              </w:rPr>
+            </w:pPr>
+            <w:r>
+              <w:rPr>
+                <w:noProof/>
+              </w:rPr>
+              <w:drawing>
+                <wp:inline distT="0" distB="0" distL="0" distR="0" wp14:anchorId="1EAF6A30" wp14:editId="4A8969FC">
+                  <wp:extent cx="4469773" cy="2514277"/>
+                  <wp:effectExtent l="19050" t="19050" r="26035" b="19685"/>
+                  <wp:docPr id="5" name="Picture 5"/>
+                  <wp:cNvGraphicFramePr>
+                    <a:graphicFrameLocks xmlns:a="http://schemas.openxmlformats.org/drawingml/2006/main" noChangeAspect="1"/>
+                  </wp:cNvGraphicFramePr>
+                  <a:graphic xmlns:a="http://schemas.openxmlformats.org/drawingml/2006/main">
+                    <a:graphicData uri="http://schemas.openxmlformats.org/drawingml/2006/picture">
+                      <pic:pic xmlns:pic="http://schemas.openxmlformats.org/drawingml/2006/picture">
+                        <pic:nvPicPr>
+                          <pic:cNvPr id="1" name=""/>
+                          <pic:cNvPicPr/>
+                        </pic:nvPicPr>
+                        <pic:blipFill>
+                          <a:blip r:embed="rId11"/>
+                          <a:stretch>
+                            <a:fillRect/>
+                          </a:stretch>
+                        </pic:blipFill>
+                        <pic:spPr>
+                          <a:xfrm>
+                            <a:off x="0" y="0"/>
+                            <a:ext cx="4489581" cy="2525419"/>
+                          </a:xfrm>
+                          <a:prstGeom prst="rect">
+                            <a:avLst/>
+                          </a:prstGeom>
+                          <a:ln>
+                            <a:solidFill>
+                              <a:schemeClr val="accent1"/>
+                            </a:solidFill>
+                          </a:ln>
+                        </pic:spPr>
+                      </pic:pic>
+                    </a:graphicData>
+                  </a:graphic>
+                </wp:inline>
+              </w:drawing>
             </w:r>
           </w:p>
         </w:tc>
@@ -719,7 +842,7 @@
               </w:rPr>
               <w:t>综上，</w:t>
             </w:r>
-            <w:hyperlink r:id="rId10" w:tgtFrame="_blank" w:history="1">
+            <w:hyperlink r:id="rId12" w:tgtFrame="_blank" w:history="1">
               <w:r>
                 <w:rPr>
                   <w:rStyle w:val="Hyperlink"/>
@@ -737,7 +860,7 @@
               </w:rPr>
               <w:t>（</w:t>
             </w:r>
-            <w:hyperlink r:id="rId11" w:history="1">
+            <w:hyperlink r:id="rId13" w:history="1">
               <w:r>
                 <w:rPr>
                   <w:rStyle w:val="Hyperlink"/>
@@ -768,6 +891,7 @@
               <w:adjustRightInd w:val="0"/>
               <w:snapToGrid w:val="0"/>
               <w:spacing w:line="360" w:lineRule="auto"/>
+              <w:jc w:val="center"/>
               <w:rPr>
                 <w:sz w:val="24"/>
                 <w:szCs w:val="24"/>
@@ -779,8 +903,8 @@
               </w:rPr>
               <w:drawing>
                 <wp:inline distT="0" distB="0" distL="0" distR="0" wp14:anchorId="4CFDE72D" wp14:editId="0E66D068">
-                  <wp:extent cx="5331875" cy="2999105"/>
-                  <wp:effectExtent l="19050" t="19050" r="21590" b="10795"/>
+                  <wp:extent cx="4846026" cy="2725822"/>
+                  <wp:effectExtent l="19050" t="19050" r="12065" b="17780"/>
                   <wp:docPr id="1" name="Picture 1"/>
                   <wp:cNvGraphicFramePr>
                     <a:graphicFrameLocks xmlns:a="http://schemas.openxmlformats.org/drawingml/2006/main" noChangeAspect="1"/>
@@ -793,7 +917,7 @@
                           <pic:cNvPicPr/>
                         </pic:nvPicPr>
                         <pic:blipFill>
-                          <a:blip r:embed="rId12"/>
+                          <a:blip r:embed="rId14"/>
                           <a:stretch>
                             <a:fillRect/>
                           </a:stretch>
@@ -801,7 +925,7 @@
                         <pic:spPr>
                           <a:xfrm>
                             <a:off x="0" y="0"/>
-                            <a:ext cx="5333588" cy="3000069"/>
+                            <a:ext cx="4850046" cy="2728083"/>
                           </a:xfrm>
                           <a:prstGeom prst="rect">
                             <a:avLst/>
@@ -836,8 +960,8 @@
               </w:rPr>
               <w:drawing>
                 <wp:inline distT="0" distB="0" distL="0" distR="0" wp14:anchorId="6590F67F" wp14:editId="207EF8E8">
-                  <wp:extent cx="5270500" cy="2964582"/>
-                  <wp:effectExtent l="19050" t="19050" r="25400" b="26670"/>
+                  <wp:extent cx="4885953" cy="2748280"/>
+                  <wp:effectExtent l="19050" t="19050" r="10160" b="13970"/>
                   <wp:docPr id="2" name="Picture 2"/>
                   <wp:cNvGraphicFramePr>
                     <a:graphicFrameLocks xmlns:a="http://schemas.openxmlformats.org/drawingml/2006/main" noChangeAspect="1"/>
@@ -850,7 +974,7 @@
                           <pic:cNvPicPr/>
                         </pic:nvPicPr>
                         <pic:blipFill>
-                          <a:blip r:embed="rId13"/>
+                          <a:blip r:embed="rId15"/>
                           <a:stretch>
                             <a:fillRect/>
                           </a:stretch>
@@ -858,7 +982,7 @@
                         <pic:spPr>
                           <a:xfrm>
                             <a:off x="0" y="0"/>
-                            <a:ext cx="5271355" cy="2965063"/>
+                            <a:ext cx="4888192" cy="2749539"/>
                           </a:xfrm>
                           <a:prstGeom prst="rect">
                             <a:avLst/>
@@ -1110,6 +1234,8 @@
               </w:rPr>
               <w:t>博士（科技创新）</w:t>
             </w:r>
+            <w:bookmarkStart w:id="0" w:name="_GoBack"/>
+            <w:bookmarkEnd w:id="0"/>
           </w:p>
         </w:tc>
       </w:tr>
@@ -2474,7 +2600,7 @@
 </file>
 
 <file path=customXml/itemProps1.xml><?xml version="1.0" encoding="utf-8"?>
-<ds:datastoreItem xmlns:ds="http://schemas.openxmlformats.org/officeDocument/2006/customXml" ds:itemID="{AA29B68A-FD69-44C7-8BD4-9C8A4B6392F4}">
+<ds:datastoreItem xmlns:ds="http://schemas.openxmlformats.org/officeDocument/2006/customXml" ds:itemID="{519474D3-94DD-4B92-BAF2-191FDDD076CA}">
   <ds:schemaRefs>
     <ds:schemaRef ds:uri="http://schemas.openxmlformats.org/officeDocument/2006/bibliography"/>
   </ds:schemaRefs>

--- a/wwwroot/jiaoyujishuxinshengdaolun.docx
+++ b/wwwroot/jiaoyujishuxinshengdaolun.docx
@@ -246,7 +246,7 @@
         <w:tblLook w:val="04A0" w:firstRow="1" w:lastRow="0" w:firstColumn="1" w:lastColumn="0" w:noHBand="0" w:noVBand="1"/>
       </w:tblPr>
       <w:tblGrid>
-        <w:gridCol w:w="8676"/>
+        <w:gridCol w:w="8217"/>
       </w:tblGrid>
       <w:tr>
         <w:trPr>
@@ -591,39 +591,46 @@
               <w:spacing w:line="360" w:lineRule="auto"/>
               <w:ind w:firstLine="709"/>
               <w:rPr>
+                <w:rFonts w:hint="eastAsia"/>
                 <w:sz w:val="24"/>
                 <w:szCs w:val="24"/>
               </w:rPr>
             </w:pPr>
             <w:r>
               <w:rPr>
-                <w:sz w:val="24"/>
-                <w:szCs w:val="24"/>
-              </w:rPr>
-              <w:t>并且，当前社会日益强调教育数字化、计算思维、</w:t>
-            </w:r>
-            <w:r>
-              <w:rPr>
-                <w:sz w:val="24"/>
-                <w:szCs w:val="24"/>
-              </w:rPr>
-              <w:t>人工智能</w:t>
-            </w:r>
-            <w:r>
-              <w:rPr>
-                <w:sz w:val="24"/>
-                <w:szCs w:val="24"/>
-              </w:rPr>
-              <w:t>、</w:t>
+                <w:rFonts w:hint="eastAsia"/>
+                <w:sz w:val="24"/>
+                <w:szCs w:val="24"/>
+              </w:rPr>
+              <w:t>而且，</w:t>
             </w:r>
             <w:hyperlink r:id="rId10" w:tgtFrame="_blank" w:history="1">
               <w:r>
                 <w:rPr>
                   <w:rStyle w:val="Hyperlink"/>
+                  <w:rFonts w:hint="eastAsia"/>
                   <w:sz w:val="24"/>
                   <w:szCs w:val="24"/>
                 </w:rPr>
-                <w:t>多媒</w:t>
+                <w:t>涉及维护</w:t>
+              </w:r>
+              <w:r>
+                <w:rPr>
+                  <w:rStyle w:val="Hyperlink"/>
+                  <w:rFonts w:hint="eastAsia"/>
+                  <w:sz w:val="24"/>
+                  <w:szCs w:val="24"/>
+                </w:rPr>
+                <w:t>个人教学</w:t>
+              </w:r>
+              <w:r>
+                <w:rPr>
+                  <w:rStyle w:val="Hyperlink"/>
+                  <w:rFonts w:hint="eastAsia"/>
+                  <w:sz w:val="24"/>
+                  <w:szCs w:val="24"/>
+                </w:rPr>
+                <w:t>I</w:t>
               </w:r>
               <w:r>
                 <w:rPr>
@@ -631,7 +638,77 @@
                   <w:sz w:val="24"/>
                   <w:szCs w:val="24"/>
                 </w:rPr>
-                <w:t>体</w:t>
+                <w:t>P</w:t>
+              </w:r>
+              <w:r>
+                <w:rPr>
+                  <w:rStyle w:val="Hyperlink"/>
+                  <w:sz w:val="24"/>
+                  <w:szCs w:val="24"/>
+                </w:rPr>
+                <w:t>意义的免租金的网站</w:t>
+              </w:r>
+            </w:hyperlink>
+            <w:bookmarkStart w:id="0" w:name="_GoBack"/>
+            <w:bookmarkEnd w:id="0"/>
+            <w:r>
+              <w:rPr>
+                <w:sz w:val="24"/>
+                <w:szCs w:val="24"/>
+              </w:rPr>
+              <w:t>。</w:t>
+            </w:r>
+          </w:p>
+        </w:tc>
+      </w:tr>
+      <w:tr>
+        <w:trPr>
+          <w:jc w:val="center"/>
+        </w:trPr>
+        <w:tc>
+          <w:tcPr>
+            <w:tcW w:w="8217" w:type="dxa"/>
+          </w:tcPr>
+          <w:p>
+            <w:pPr>
+              <w:adjustRightInd w:val="0"/>
+              <w:snapToGrid w:val="0"/>
+              <w:spacing w:line="360" w:lineRule="auto"/>
+              <w:ind w:firstLine="709"/>
+              <w:rPr>
+                <w:sz w:val="24"/>
+                <w:szCs w:val="24"/>
+              </w:rPr>
+            </w:pPr>
+            <w:r>
+              <w:rPr>
+                <w:sz w:val="24"/>
+                <w:szCs w:val="24"/>
+              </w:rPr>
+              <w:t>并且，当前社会日益强调教育数字化、计算思维、</w:t>
+            </w:r>
+            <w:r>
+              <w:rPr>
+                <w:sz w:val="24"/>
+                <w:szCs w:val="24"/>
+              </w:rPr>
+              <w:t>人工智能</w:t>
+            </w:r>
+            <w:r>
+              <w:rPr>
+                <w:sz w:val="24"/>
+                <w:szCs w:val="24"/>
+              </w:rPr>
+              <w:t>、</w:t>
+            </w:r>
+            <w:hyperlink r:id="rId11" w:tgtFrame="_blank" w:history="1">
+              <w:r>
+                <w:rPr>
+                  <w:rStyle w:val="Hyperlink"/>
+                  <w:sz w:val="24"/>
+                  <w:szCs w:val="24"/>
+                </w:rPr>
+                <w:t>多媒体</w:t>
               </w:r>
             </w:hyperlink>
             <w:r>
@@ -705,7 +782,6 @@
               <w:spacing w:line="360" w:lineRule="auto"/>
               <w:jc w:val="center"/>
               <w:rPr>
-                <w:rFonts w:hint="eastAsia"/>
                 <w:sz w:val="24"/>
                 <w:szCs w:val="24"/>
               </w:rPr>
@@ -730,7 +806,7 @@
                           <pic:cNvPicPr/>
                         </pic:nvPicPr>
                         <pic:blipFill>
-                          <a:blip r:embed="rId11"/>
+                          <a:blip r:embed="rId12"/>
                           <a:stretch>
                             <a:fillRect/>
                           </a:stretch>
@@ -842,7 +918,7 @@
               </w:rPr>
               <w:t>综上，</w:t>
             </w:r>
-            <w:hyperlink r:id="rId12" w:tgtFrame="_blank" w:history="1">
+            <w:hyperlink r:id="rId13" w:tgtFrame="_blank" w:history="1">
               <w:r>
                 <w:rPr>
                   <w:rStyle w:val="Hyperlink"/>
@@ -860,7 +936,7 @@
               </w:rPr>
               <w:t>（</w:t>
             </w:r>
-            <w:hyperlink r:id="rId13" w:history="1">
+            <w:hyperlink r:id="rId14" w:history="1">
               <w:r>
                 <w:rPr>
                   <w:rStyle w:val="Hyperlink"/>
@@ -917,7 +993,7 @@
                           <pic:cNvPicPr/>
                         </pic:nvPicPr>
                         <pic:blipFill>
-                          <a:blip r:embed="rId14"/>
+                          <a:blip r:embed="rId15"/>
                           <a:stretch>
                             <a:fillRect/>
                           </a:stretch>
@@ -974,7 +1050,7 @@
                           <pic:cNvPicPr/>
                         </pic:nvPicPr>
                         <pic:blipFill>
-                          <a:blip r:embed="rId15"/>
+                          <a:blip r:embed="rId16"/>
                           <a:stretch>
                             <a:fillRect/>
                           </a:stretch>
@@ -1234,8 +1310,6 @@
               </w:rPr>
               <w:t>博士（科技创新）</w:t>
             </w:r>
-            <w:bookmarkStart w:id="0" w:name="_GoBack"/>
-            <w:bookmarkEnd w:id="0"/>
           </w:p>
         </w:tc>
       </w:tr>
@@ -2600,7 +2674,7 @@
 </file>
 
 <file path=customXml/itemProps1.xml><?xml version="1.0" encoding="utf-8"?>
-<ds:datastoreItem xmlns:ds="http://schemas.openxmlformats.org/officeDocument/2006/customXml" ds:itemID="{519474D3-94DD-4B92-BAF2-191FDDD076CA}">
+<ds:datastoreItem xmlns:ds="http://schemas.openxmlformats.org/officeDocument/2006/customXml" ds:itemID="{F0B60340-6BC1-4143-A564-7F26F4C8A8B5}">
   <ds:schemaRefs>
     <ds:schemaRef ds:uri="http://schemas.openxmlformats.org/officeDocument/2006/bibliography"/>
   </ds:schemaRefs>
